--- a/SUBMISSION/6_Execution_Evidence_Index.docx
+++ b/SUBMISSION/6_Execution_Evidence_Index.docx
@@ -4,7 +4,8 @@
   <w:body>
     <w:p>
       <w:pPr>
-        <w:pStyle w:val="Heading1"/>
+        <w:pStyle w:val="Title"/>
+        <w:jc w:val="left"/>
       </w:pPr>
       <w:r>
         <w:t>ClauseGuard: Execution Evidence Index</w:t>
@@ -27,9 +28,12 @@
     </w:p>
     <w:p>
       <w:pPr>
-        <w:pStyle w:val="Heading2"/>
+        <w:pStyle w:val="Heading1"/>
       </w:pPr>
       <w:r>
+        <w:rPr>
+          <w:color w:val="14213D"/>
+        </w:rPr>
         <w:t>1. Index</w:t>
       </w:r>
     </w:p>
@@ -54,7 +58,13 @@
             <w:r>
               <w:rPr>
                 <w:b/>
-                <w:sz w:val="17"/>
+                <w:sz w:val="18"/>
+              </w:rPr>
+            </w:r>
+            <w:r>
+              <w:rPr>
+                <w:b/>
+                <w:sz w:val="18"/>
               </w:rPr>
               <w:t>File</w:t>
             </w:r>
@@ -68,7 +78,13 @@
             <w:r>
               <w:rPr>
                 <w:b/>
-                <w:sz w:val="17"/>
+                <w:sz w:val="18"/>
+              </w:rPr>
+            </w:r>
+            <w:r>
+              <w:rPr>
+                <w:b/>
+                <w:sz w:val="18"/>
               </w:rPr>
               <w:t>What it shows</w:t>
             </w:r>
@@ -82,7 +98,13 @@
             <w:r>
               <w:rPr>
                 <w:b/>
-                <w:sz w:val="17"/>
+                <w:sz w:val="18"/>
+              </w:rPr>
+            </w:r>
+            <w:r>
+              <w:rPr>
+                <w:b/>
+                <w:sz w:val="18"/>
               </w:rPr>
               <w:t>Produced by</w:t>
             </w:r>
@@ -96,7 +118,13 @@
             <w:r>
               <w:rPr>
                 <w:b/>
-                <w:sz w:val="17"/>
+                <w:sz w:val="18"/>
+              </w:rPr>
+            </w:r>
+            <w:r>
+              <w:rPr>
+                <w:b/>
+                <w:sz w:val="18"/>
               </w:rPr>
               <w:t>Status</w:t>
             </w:r>
@@ -111,33 +139,28 @@
           <w:p>
             <w:r>
               <w:rPr>
-                <w:sz w:val="17"/>
+                <w:sz w:val="18"/>
               </w:rPr>
             </w:r>
             <w:r>
               <w:rPr>
                 <w:rFonts w:ascii="Consolas" w:hAnsi="Consolas"/>
-                <w:sz w:val="17"/>
+                <w:sz w:val="18"/>
               </w:rPr>
               <w:t>task_report.md</w:t>
             </w:r>
             <w:r>
               <w:rPr>
-                <w:sz w:val="17"/>
+                <w:sz w:val="18"/>
               </w:rPr>
               <w:t xml:space="preserve">, </w:t>
             </w:r>
             <w:r>
               <w:rPr>
                 <w:rFonts w:ascii="Consolas" w:hAnsi="Consolas"/>
-                <w:sz w:val="17"/>
+                <w:sz w:val="18"/>
               </w:rPr>
               <w:t>task_runs.jsonl</w:t>
-            </w:r>
-            <w:r>
-              <w:rPr>
-                <w:sz w:val="17"/>
-              </w:rPr>
             </w:r>
           </w:p>
         </w:tc>
@@ -148,7 +171,12 @@
           <w:p>
             <w:r>
               <w:rPr>
-                <w:sz w:val="17"/>
+                <w:sz w:val="18"/>
+              </w:rPr>
+            </w:r>
+            <w:r>
+              <w:rPr>
+                <w:sz w:val="18"/>
               </w:rPr>
               <w:t>33 scripted tasks (T01-T23, A01-A10), pass or fail, transcripts</w:t>
             </w:r>
@@ -161,20 +189,15 @@
           <w:p>
             <w:r>
               <w:rPr>
-                <w:sz w:val="17"/>
+                <w:sz w:val="18"/>
               </w:rPr>
             </w:r>
             <w:r>
               <w:rPr>
                 <w:rFonts w:ascii="Consolas" w:hAnsi="Consolas"/>
-                <w:sz w:val="17"/>
+                <w:sz w:val="18"/>
               </w:rPr>
               <w:t>python scripts/run_tasks.py --no-llm</w:t>
-            </w:r>
-            <w:r>
-              <w:rPr>
-                <w:sz w:val="17"/>
-              </w:rPr>
             </w:r>
           </w:p>
         </w:tc>
@@ -185,7 +208,12 @@
           <w:p>
             <w:r>
               <w:rPr>
-                <w:sz w:val="17"/>
+                <w:sz w:val="18"/>
+              </w:rPr>
+            </w:r>
+            <w:r>
+              <w:rPr>
+                <w:sz w:val="18"/>
               </w:rPr>
               <w:t>Present: 33/33, deterministic mode, sandbox records</w:t>
             </w:r>
@@ -200,33 +228,28 @@
           <w:p>
             <w:r>
               <w:rPr>
-                <w:sz w:val="17"/>
+                <w:sz w:val="18"/>
               </w:rPr>
             </w:r>
             <w:r>
               <w:rPr>
                 <w:rFonts w:ascii="Consolas" w:hAnsi="Consolas"/>
-                <w:sz w:val="17"/>
+                <w:sz w:val="18"/>
               </w:rPr>
               <w:t>offscript_report.md</w:t>
             </w:r>
             <w:r>
               <w:rPr>
-                <w:sz w:val="17"/>
+                <w:sz w:val="18"/>
               </w:rPr>
               <w:t xml:space="preserve">, </w:t>
             </w:r>
             <w:r>
               <w:rPr>
                 <w:rFonts w:ascii="Consolas" w:hAnsi="Consolas"/>
-                <w:sz w:val="17"/>
+                <w:sz w:val="18"/>
               </w:rPr>
               <w:t>offscript_runs.jsonl</w:t>
-            </w:r>
-            <w:r>
-              <w:rPr>
-                <w:sz w:val="17"/>
-              </w:rPr>
             </w:r>
           </w:p>
         </w:tc>
@@ -237,7 +260,12 @@
           <w:p>
             <w:r>
               <w:rPr>
-                <w:sz w:val="17"/>
+                <w:sz w:val="18"/>
+              </w:rPr>
+            </w:r>
+            <w:r>
+              <w:rPr>
+                <w:sz w:val="18"/>
               </w:rPr>
               <w:t>15 off-script questions (first development batch)</w:t>
             </w:r>
@@ -250,20 +278,15 @@
           <w:p>
             <w:r>
               <w:rPr>
-                <w:sz w:val="17"/>
+                <w:sz w:val="18"/>
               </w:rPr>
             </w:r>
             <w:r>
               <w:rPr>
                 <w:rFonts w:ascii="Consolas" w:hAnsi="Consolas"/>
-                <w:sz w:val="17"/>
+                <w:sz w:val="18"/>
               </w:rPr>
               <w:t>python scripts/run_tasks.py --no-llm --suite off_script</w:t>
-            </w:r>
-            <w:r>
-              <w:rPr>
-                <w:sz w:val="17"/>
-              </w:rPr>
             </w:r>
           </w:p>
         </w:tc>
@@ -274,7 +297,12 @@
           <w:p>
             <w:r>
               <w:rPr>
-                <w:sz w:val="17"/>
+                <w:sz w:val="18"/>
+              </w:rPr>
+            </w:r>
+            <w:r>
+              <w:rPr>
+                <w:sz w:val="18"/>
               </w:rPr>
               <w:t>Present: 15/15 after fixes (6/15 at first probe)</w:t>
             </w:r>
@@ -289,33 +317,28 @@
           <w:p>
             <w:r>
               <w:rPr>
-                <w:sz w:val="17"/>
+                <w:sz w:val="18"/>
               </w:rPr>
             </w:r>
             <w:r>
               <w:rPr>
                 <w:rFonts w:ascii="Consolas" w:hAnsi="Consolas"/>
-                <w:sz w:val="17"/>
+                <w:sz w:val="18"/>
               </w:rPr>
               <w:t>offscript_holdout_report.md</w:t>
             </w:r>
             <w:r>
               <w:rPr>
-                <w:sz w:val="17"/>
+                <w:sz w:val="18"/>
               </w:rPr>
               <w:t xml:space="preserve">, </w:t>
             </w:r>
             <w:r>
               <w:rPr>
                 <w:rFonts w:ascii="Consolas" w:hAnsi="Consolas"/>
-                <w:sz w:val="17"/>
+                <w:sz w:val="18"/>
               </w:rPr>
               <w:t>offscript_holdout_runs.jsonl</w:t>
-            </w:r>
-            <w:r>
-              <w:rPr>
-                <w:sz w:val="17"/>
-              </w:rPr>
             </w:r>
           </w:p>
         </w:tc>
@@ -326,7 +349,12 @@
           <w:p>
             <w:r>
               <w:rPr>
-                <w:sz w:val="17"/>
+                <w:sz w:val="18"/>
+              </w:rPr>
+            </w:r>
+            <w:r>
+              <w:rPr>
+                <w:sz w:val="18"/>
               </w:rPr>
               <w:t>10 questions (second development batch)</w:t>
             </w:r>
@@ -339,20 +367,15 @@
           <w:p>
             <w:r>
               <w:rPr>
-                <w:sz w:val="17"/>
+                <w:sz w:val="18"/>
               </w:rPr>
             </w:r>
             <w:r>
               <w:rPr>
                 <w:rFonts w:ascii="Consolas" w:hAnsi="Consolas"/>
-                <w:sz w:val="17"/>
+                <w:sz w:val="18"/>
               </w:rPr>
               <w:t>... --suite holdout</w:t>
-            </w:r>
-            <w:r>
-              <w:rPr>
-                <w:sz w:val="17"/>
-              </w:rPr>
             </w:r>
           </w:p>
         </w:tc>
@@ -363,7 +386,12 @@
           <w:p>
             <w:r>
               <w:rPr>
-                <w:sz w:val="17"/>
+                <w:sz w:val="18"/>
+              </w:rPr>
+            </w:r>
+            <w:r>
+              <w:rPr>
+                <w:sz w:val="18"/>
               </w:rPr>
               <w:t>Present: 10/10 after fixes (5/10 at first probe)</w:t>
             </w:r>
@@ -378,33 +406,28 @@
           <w:p>
             <w:r>
               <w:rPr>
-                <w:sz w:val="17"/>
+                <w:sz w:val="18"/>
               </w:rPr>
             </w:r>
             <w:r>
               <w:rPr>
                 <w:rFonts w:ascii="Consolas" w:hAnsi="Consolas"/>
-                <w:sz w:val="17"/>
+                <w:sz w:val="18"/>
               </w:rPr>
               <w:t>offscript_blind_report.md</w:t>
             </w:r>
             <w:r>
               <w:rPr>
-                <w:sz w:val="17"/>
+                <w:sz w:val="18"/>
               </w:rPr>
               <w:t xml:space="preserve">, </w:t>
             </w:r>
             <w:r>
               <w:rPr>
                 <w:rFonts w:ascii="Consolas" w:hAnsi="Consolas"/>
-                <w:sz w:val="17"/>
+                <w:sz w:val="18"/>
               </w:rPr>
               <w:t>offscript_blind_runs.jsonl</w:t>
-            </w:r>
-            <w:r>
-              <w:rPr>
-                <w:sz w:val="17"/>
-              </w:rPr>
             </w:r>
           </w:p>
         </w:tc>
@@ -415,7 +438,12 @@
           <w:p>
             <w:r>
               <w:rPr>
-                <w:sz w:val="17"/>
+                <w:sz w:val="18"/>
+              </w:rPr>
+            </w:r>
+            <w:r>
+              <w:rPr>
+                <w:sz w:val="18"/>
               </w:rPr>
               <w:t>14 questions written and run once before any fix</w:t>
             </w:r>
@@ -428,20 +456,15 @@
           <w:p>
             <w:r>
               <w:rPr>
-                <w:sz w:val="17"/>
+                <w:sz w:val="18"/>
               </w:rPr>
             </w:r>
             <w:r>
               <w:rPr>
                 <w:rFonts w:ascii="Consolas" w:hAnsi="Consolas"/>
-                <w:sz w:val="17"/>
+                <w:sz w:val="18"/>
               </w:rPr>
               <w:t>... --suite blind</w:t>
-            </w:r>
-            <w:r>
-              <w:rPr>
-                <w:sz w:val="17"/>
-              </w:rPr>
             </w:r>
           </w:p>
         </w:tc>
@@ -452,7 +475,12 @@
           <w:p>
             <w:r>
               <w:rPr>
-                <w:sz w:val="17"/>
+                <w:sz w:val="18"/>
+              </w:rPr>
+            </w:r>
+            <w:r>
+              <w:rPr>
+                <w:sz w:val="18"/>
               </w:rPr>
               <w:t>Present: 3/14, the out-of-sample figure</w:t>
             </w:r>
@@ -467,33 +495,28 @@
           <w:p>
             <w:r>
               <w:rPr>
-                <w:sz w:val="17"/>
+                <w:sz w:val="18"/>
               </w:rPr>
             </w:r>
             <w:r>
               <w:rPr>
                 <w:rFonts w:ascii="Consolas" w:hAnsi="Consolas"/>
-                <w:sz w:val="17"/>
+                <w:sz w:val="18"/>
               </w:rPr>
               <w:t>adversarial_report.md</w:t>
             </w:r>
             <w:r>
               <w:rPr>
-                <w:sz w:val="17"/>
+                <w:sz w:val="18"/>
               </w:rPr>
               <w:t xml:space="preserve">, </w:t>
             </w:r>
             <w:r>
               <w:rPr>
                 <w:rFonts w:ascii="Consolas" w:hAnsi="Consolas"/>
-                <w:sz w:val="17"/>
+                <w:sz w:val="18"/>
               </w:rPr>
               <w:t>adversarial_results.json</w:t>
-            </w:r>
-            <w:r>
-              <w:rPr>
-                <w:sz w:val="17"/>
-              </w:rPr>
             </w:r>
           </w:p>
         </w:tc>
@@ -504,7 +527,12 @@
           <w:p>
             <w:r>
               <w:rPr>
-                <w:sz w:val="17"/>
+                <w:sz w:val="18"/>
+              </w:rPr>
+            </w:r>
+            <w:r>
+              <w:rPr>
+                <w:sz w:val="18"/>
               </w:rPr>
               <w:t>Chat attack suite with enforcement on and off, direct enforcement probes, hidden-text detection, extractor spot check</w:t>
             </w:r>
@@ -517,20 +545,15 @@
           <w:p>
             <w:r>
               <w:rPr>
-                <w:sz w:val="17"/>
+                <w:sz w:val="18"/>
               </w:rPr>
             </w:r>
             <w:r>
               <w:rPr>
                 <w:rFonts w:ascii="Consolas" w:hAnsi="Consolas"/>
-                <w:sz w:val="17"/>
+                <w:sz w:val="18"/>
               </w:rPr>
               <w:t>python scripts/run_adversarial.py --no-guard</w:t>
-            </w:r>
-            <w:r>
-              <w:rPr>
-                <w:sz w:val="17"/>
-              </w:rPr>
             </w:r>
           </w:p>
         </w:tc>
@@ -541,7 +564,12 @@
           <w:p>
             <w:r>
               <w:rPr>
-                <w:sz w:val="17"/>
+                <w:sz w:val="18"/>
+              </w:rPr>
+            </w:r>
+            <w:r>
+              <w:rPr>
+                <w:sz w:val="18"/>
               </w:rPr>
               <w:t>Present: generated 2026-10-11 19:42; attacks 0/27 defended, 1/27 undefended; benign 0/15</w:t>
             </w:r>
@@ -556,33 +584,28 @@
           <w:p>
             <w:r>
               <w:rPr>
-                <w:sz w:val="17"/>
+                <w:sz w:val="18"/>
               </w:rPr>
             </w:r>
             <w:r>
               <w:rPr>
                 <w:rFonts w:ascii="Consolas" w:hAnsi="Consolas"/>
-                <w:sz w:val="17"/>
+                <w:sz w:val="18"/>
               </w:rPr>
               <w:t>paraphrase_report.md</w:t>
             </w:r>
             <w:r>
               <w:rPr>
-                <w:sz w:val="17"/>
+                <w:sz w:val="18"/>
               </w:rPr>
               <w:t xml:space="preserve">, </w:t>
             </w:r>
             <w:r>
               <w:rPr>
                 <w:rFonts w:ascii="Consolas" w:hAnsi="Consolas"/>
-                <w:sz w:val="17"/>
+                <w:sz w:val="18"/>
               </w:rPr>
               <w:t>paraphrase_report.json</w:t>
-            </w:r>
-            <w:r>
-              <w:rPr>
-                <w:sz w:val="17"/>
-              </w:rPr>
             </w:r>
           </w:p>
         </w:tc>
@@ -593,7 +616,12 @@
           <w:p>
             <w:r>
               <w:rPr>
-                <w:sz w:val="17"/>
+                <w:sz w:val="18"/>
+              </w:rPr>
+            </w:r>
+            <w:r>
+              <w:rPr>
+                <w:sz w:val="18"/>
               </w:rPr>
               <w:t>Decision consistency across three wordings, rule binder and model binder</w:t>
             </w:r>
@@ -606,20 +634,15 @@
           <w:p>
             <w:r>
               <w:rPr>
-                <w:sz w:val="17"/>
+                <w:sz w:val="18"/>
               </w:rPr>
             </w:r>
             <w:r>
               <w:rPr>
                 <w:rFonts w:ascii="Consolas" w:hAnsi="Consolas"/>
-                <w:sz w:val="17"/>
+                <w:sz w:val="18"/>
               </w:rPr>
               <w:t>python bench/paraphrase.py [--live N]</w:t>
-            </w:r>
-            <w:r>
-              <w:rPr>
-                <w:sz w:val="17"/>
-              </w:rPr>
             </w:r>
           </w:p>
         </w:tc>
@@ -630,7 +653,12 @@
           <w:p>
             <w:r>
               <w:rPr>
-                <w:sz w:val="17"/>
+                <w:sz w:val="18"/>
+              </w:rPr>
+            </w:r>
+            <w:r>
+              <w:rPr>
+                <w:sz w:val="18"/>
               </w:rPr>
               <w:t>Present: 20/20 rule binder; 7/8 model binder live sample</w:t>
             </w:r>
@@ -645,33 +673,28 @@
           <w:p>
             <w:r>
               <w:rPr>
-                <w:sz w:val="17"/>
+                <w:sz w:val="18"/>
               </w:rPr>
             </w:r>
             <w:r>
               <w:rPr>
                 <w:rFonts w:ascii="Consolas" w:hAnsi="Consolas"/>
-                <w:sz w:val="17"/>
+                <w:sz w:val="18"/>
               </w:rPr>
               <w:t>clarify_report.md</w:t>
             </w:r>
             <w:r>
               <w:rPr>
-                <w:sz w:val="17"/>
+                <w:sz w:val="18"/>
               </w:rPr>
               <w:t xml:space="preserve">, </w:t>
             </w:r>
             <w:r>
               <w:rPr>
                 <w:rFonts w:ascii="Consolas" w:hAnsi="Consolas"/>
-                <w:sz w:val="17"/>
+                <w:sz w:val="18"/>
               </w:rPr>
               <w:t>clarify_report.json</w:t>
-            </w:r>
-            <w:r>
-              <w:rPr>
-                <w:sz w:val="17"/>
-              </w:rPr>
             </w:r>
           </w:p>
         </w:tc>
@@ -682,7 +705,12 @@
           <w:p>
             <w:r>
               <w:rPr>
-                <w:sz w:val="17"/>
+                <w:sz w:val="18"/>
+              </w:rPr>
+            </w:r>
+            <w:r>
+              <w:rPr>
+                <w:sz w:val="18"/>
               </w:rPr>
               <w:t>Clarification recall, silence, ask precision, slot accuracy against a brute-force oracle</w:t>
             </w:r>
@@ -695,20 +723,15 @@
           <w:p>
             <w:r>
               <w:rPr>
-                <w:sz w:val="17"/>
+                <w:sz w:val="18"/>
               </w:rPr>
             </w:r>
             <w:r>
               <w:rPr>
                 <w:rFonts w:ascii="Consolas" w:hAnsi="Consolas"/>
-                <w:sz w:val="17"/>
+                <w:sz w:val="18"/>
               </w:rPr>
               <w:t>python bench/clarify_eval.py</w:t>
-            </w:r>
-            <w:r>
-              <w:rPr>
-                <w:sz w:val="17"/>
-              </w:rPr>
             </w:r>
           </w:p>
         </w:tc>
@@ -719,7 +742,12 @@
           <w:p>
             <w:r>
               <w:rPr>
-                <w:sz w:val="17"/>
+                <w:sz w:val="18"/>
+              </w:rPr>
+            </w:r>
+            <w:r>
+              <w:rPr>
+                <w:sz w:val="18"/>
               </w:rPr>
               <w:t>Present: 87% / 100% / 100% / 100%</w:t>
             </w:r>
@@ -734,33 +762,28 @@
           <w:p>
             <w:r>
               <w:rPr>
-                <w:sz w:val="17"/>
+                <w:sz w:val="18"/>
               </w:rPr>
             </w:r>
             <w:r>
               <w:rPr>
                 <w:rFonts w:ascii="Consolas" w:hAnsi="Consolas"/>
-                <w:sz w:val="17"/>
+                <w:sz w:val="18"/>
               </w:rPr>
               <w:t>cost_report.md</w:t>
             </w:r>
             <w:r>
               <w:rPr>
-                <w:sz w:val="17"/>
+                <w:sz w:val="18"/>
               </w:rPr>
               <w:t xml:space="preserve">, </w:t>
             </w:r>
             <w:r>
               <w:rPr>
                 <w:rFonts w:ascii="Consolas" w:hAnsi="Consolas"/>
-                <w:sz w:val="17"/>
+                <w:sz w:val="18"/>
               </w:rPr>
               <w:t>cost_report.json</w:t>
-            </w:r>
-            <w:r>
-              <w:rPr>
-                <w:sz w:val="17"/>
-              </w:rPr>
             </w:r>
           </w:p>
         </w:tc>
@@ -771,7 +794,12 @@
           <w:p>
             <w:r>
               <w:rPr>
-                <w:sz w:val="17"/>
+                <w:sz w:val="18"/>
+              </w:rPr>
+            </w:r>
+            <w:r>
+              <w:rPr>
+                <w:sz w:val="18"/>
               </w:rPr>
               <w:t>Model calls and estimated tokens per chat turn against a long-context baseline</w:t>
             </w:r>
@@ -784,20 +812,15 @@
           <w:p>
             <w:r>
               <w:rPr>
-                <w:sz w:val="17"/>
+                <w:sz w:val="18"/>
               </w:rPr>
             </w:r>
             <w:r>
               <w:rPr>
                 <w:rFonts w:ascii="Consolas" w:hAnsi="Consolas"/>
-                <w:sz w:val="17"/>
+                <w:sz w:val="18"/>
               </w:rPr>
               <w:t>python bench/cost_eval.py</w:t>
-            </w:r>
-            <w:r>
-              <w:rPr>
-                <w:sz w:val="17"/>
-              </w:rPr>
             </w:r>
           </w:p>
         </w:tc>
@@ -808,7 +831,12 @@
           <w:p>
             <w:r>
               <w:rPr>
-                <w:sz w:val="17"/>
+                <w:sz w:val="18"/>
+              </w:rPr>
+            </w:r>
+            <w:r>
+              <w:rPr>
+                <w:sz w:val="18"/>
               </w:rPr>
               <w:t>Present: mean 0.98 calls per turn</w:t>
             </w:r>
@@ -823,33 +851,28 @@
           <w:p>
             <w:r>
               <w:rPr>
-                <w:sz w:val="17"/>
+                <w:sz w:val="18"/>
               </w:rPr>
             </w:r>
             <w:r>
               <w:rPr>
                 <w:rFonts w:ascii="Consolas" w:hAnsi="Consolas"/>
-                <w:sz w:val="17"/>
+                <w:sz w:val="18"/>
               </w:rPr>
               <w:t>recourse_report.md</w:t>
             </w:r>
             <w:r>
               <w:rPr>
-                <w:sz w:val="17"/>
+                <w:sz w:val="18"/>
               </w:rPr>
               <w:t xml:space="preserve">, </w:t>
             </w:r>
             <w:r>
               <w:rPr>
                 <w:rFonts w:ascii="Consolas" w:hAnsi="Consolas"/>
-                <w:sz w:val="17"/>
+                <w:sz w:val="18"/>
               </w:rPr>
               <w:t>recourse_eval.json</w:t>
-            </w:r>
-            <w:r>
-              <w:rPr>
-                <w:sz w:val="17"/>
-              </w:rPr>
             </w:r>
           </w:p>
         </w:tc>
@@ -860,7 +883,12 @@
           <w:p>
             <w:r>
               <w:rPr>
-                <w:sz w:val="17"/>
+                <w:sz w:val="18"/>
+              </w:rPr>
+            </w:r>
+            <w:r>
+              <w:rPr>
+                <w:sz w:val="18"/>
               </w:rPr>
               <w:t>Recourse on every denied verdict of the scripted tasks; ombudsman replay (Part B)</w:t>
             </w:r>
@@ -873,20 +901,15 @@
           <w:p>
             <w:r>
               <w:rPr>
-                <w:sz w:val="17"/>
+                <w:sz w:val="18"/>
               </w:rPr>
             </w:r>
             <w:r>
               <w:rPr>
                 <w:rFonts w:ascii="Consolas" w:hAnsi="Consolas"/>
-                <w:sz w:val="17"/>
+                <w:sz w:val="18"/>
               </w:rPr>
               <w:t>python -m bench.recourse_eval</w:t>
-            </w:r>
-            <w:r>
-              <w:rPr>
-                <w:sz w:val="17"/>
-              </w:rPr>
             </w:r>
           </w:p>
         </w:tc>
@@ -897,7 +920,12 @@
           <w:p>
             <w:r>
               <w:rPr>
-                <w:sz w:val="17"/>
+                <w:sz w:val="18"/>
+              </w:rPr>
+            </w:r>
+            <w:r>
+              <w:rPr>
+                <w:sz w:val="18"/>
               </w:rPr>
               <w:t>Present: 4/6 denials with recourse; Part B not yet run when generated</w:t>
             </w:r>
@@ -912,20 +940,15 @@
           <w:p>
             <w:r>
               <w:rPr>
-                <w:sz w:val="17"/>
+                <w:sz w:val="18"/>
               </w:rPr>
             </w:r>
             <w:r>
               <w:rPr>
                 <w:rFonts w:ascii="Consolas" w:hAnsi="Consolas"/>
-                <w:sz w:val="17"/>
+                <w:sz w:val="18"/>
               </w:rPr>
               <w:t>plan_selection_report.md</w:t>
-            </w:r>
-            <w:r>
-              <w:rPr>
-                <w:sz w:val="17"/>
-              </w:rPr>
             </w:r>
           </w:p>
         </w:tc>
@@ -936,7 +959,12 @@
           <w:p>
             <w:r>
               <w:rPr>
-                <w:sz w:val="17"/>
+                <w:sz w:val="18"/>
+              </w:rPr>
+            </w:r>
+            <w:r>
+              <w:rPr>
+                <w:sz w:val="18"/>
               </w:rPr>
               <w:t>Plan selection under budget: optimiser vs cheapest vs highest metal (834 CMS plans) and vs most expensive (mixed catalogue), 100 households</w:t>
             </w:r>
@@ -949,20 +977,15 @@
           <w:p>
             <w:r>
               <w:rPr>
-                <w:sz w:val="17"/>
+                <w:sz w:val="18"/>
               </w:rPr>
             </w:r>
             <w:r>
               <w:rPr>
                 <w:rFonts w:ascii="Consolas" w:hAnsi="Consolas"/>
-                <w:sz w:val="17"/>
+                <w:sz w:val="18"/>
               </w:rPr>
               <w:t>python -m bench.plan_selection_eval --households 100 --seed 7</w:t>
-            </w:r>
-            <w:r>
-              <w:rPr>
-                <w:sz w:val="17"/>
-              </w:rPr>
             </w:r>
           </w:p>
         </w:tc>
@@ -973,7 +996,12 @@
           <w:p>
             <w:r>
               <w:rPr>
-                <w:sz w:val="17"/>
+                <w:sz w:val="18"/>
+              </w:rPr>
+            </w:r>
+            <w:r>
+              <w:rPr>
+                <w:sz w:val="18"/>
               </w:rPr>
               <w:t>Present: 73/100 and 79/100 on the mixed catalogue; identical pick on CMS</w:t>
             </w:r>
@@ -988,20 +1016,15 @@
           <w:p>
             <w:r>
               <w:rPr>
-                <w:sz w:val="17"/>
+                <w:sz w:val="18"/>
               </w:rPr>
             </w:r>
             <w:r>
               <w:rPr>
                 <w:rFonts w:ascii="Consolas" w:hAnsi="Consolas"/>
-                <w:sz w:val="17"/>
+                <w:sz w:val="18"/>
               </w:rPr>
               <w:t>allocation_report.md</w:t>
-            </w:r>
-            <w:r>
-              <w:rPr>
-                <w:sz w:val="17"/>
-              </w:rPr>
             </w:r>
           </w:p>
         </w:tc>
@@ -1012,7 +1035,12 @@
           <w:p>
             <w:r>
               <w:rPr>
-                <w:sz w:val="17"/>
+                <w:sz w:val="18"/>
+              </w:rPr>
+            </w:r>
+            <w:r>
+              <w:rPr>
+                <w:sz w:val="18"/>
               </w:rPr>
               <w:t>Claim allocation optimizer vs greedy and single-policy baselines</w:t>
             </w:r>
@@ -1025,20 +1053,15 @@
           <w:p>
             <w:r>
               <w:rPr>
-                <w:sz w:val="17"/>
+                <w:sz w:val="18"/>
               </w:rPr>
             </w:r>
             <w:r>
               <w:rPr>
                 <w:rFonts w:ascii="Consolas" w:hAnsi="Consolas"/>
-                <w:sz w:val="17"/>
+                <w:sz w:val="18"/>
               </w:rPr>
               <w:t>python -m bench.allocation_eval</w:t>
-            </w:r>
-            <w:r>
-              <w:rPr>
-                <w:sz w:val="17"/>
-              </w:rPr>
             </w:r>
           </w:p>
         </w:tc>
@@ -1049,7 +1072,12 @@
           <w:p>
             <w:r>
               <w:rPr>
-                <w:sz w:val="17"/>
+                <w:sz w:val="18"/>
+              </w:rPr>
+            </w:r>
+            <w:r>
+              <w:rPr>
+                <w:sz w:val="18"/>
               </w:rPr>
               <w:t>present</w:t>
             </w:r>
@@ -1064,20 +1092,15 @@
           <w:p>
             <w:r>
               <w:rPr>
-                <w:sz w:val="17"/>
+                <w:sz w:val="18"/>
               </w:rPr>
             </w:r>
             <w:r>
               <w:rPr>
                 <w:rFonts w:ascii="Consolas" w:hAnsi="Consolas"/>
-                <w:sz w:val="17"/>
+                <w:sz w:val="18"/>
               </w:rPr>
               <w:t>bench_report.md</w:t>
-            </w:r>
-            <w:r>
-              <w:rPr>
-                <w:sz w:val="17"/>
-              </w:rPr>
             </w:r>
           </w:p>
         </w:tc>
@@ -1088,7 +1111,12 @@
           <w:p>
             <w:r>
               <w:rPr>
-                <w:sz w:val="17"/>
+                <w:sz w:val="18"/>
+              </w:rPr>
+            </w:r>
+            <w:r>
+              <w:rPr>
+                <w:sz w:val="18"/>
               </w:rPr>
               <w:t>Public benchmark tables: accuracy, macro-F1, NA to DENIED rate, evidence hit, McNemar, per-scenario accuracy</w:t>
             </w:r>
@@ -1101,32 +1129,32 @@
           <w:p>
             <w:r>
               <w:rPr>
-                <w:sz w:val="17"/>
+                <w:sz w:val="18"/>
               </w:rPr>
             </w:r>
             <w:r>
               <w:rPr>
                 <w:rFonts w:ascii="Consolas" w:hAnsi="Consolas"/>
-                <w:sz w:val="17"/>
+                <w:sz w:val="18"/>
               </w:rPr>
               <w:t>python -m bench.report</w:t>
             </w:r>
             <w:r>
               <w:rPr>
-                <w:sz w:val="17"/>
+                <w:sz w:val="18"/>
               </w:rPr>
               <w:t xml:space="preserve"> over the </w:t>
             </w:r>
             <w:r>
               <w:rPr>
                 <w:rFonts w:ascii="Consolas" w:hAnsi="Consolas"/>
-                <w:sz w:val="17"/>
+                <w:sz w:val="18"/>
               </w:rPr>
               <w:t>bench_*.jsonl</w:t>
             </w:r>
             <w:r>
               <w:rPr>
-                <w:sz w:val="17"/>
+                <w:sz w:val="18"/>
               </w:rPr>
               <w:t xml:space="preserve"> files</w:t>
             </w:r>
@@ -1139,7 +1167,12 @@
           <w:p>
             <w:r>
               <w:rPr>
-                <w:sz w:val="17"/>
+                <w:sz w:val="18"/>
+              </w:rPr>
+            </w:r>
+            <w:r>
+              <w:rPr>
+                <w:sz w:val="18"/>
               </w:rPr>
               <w:t>Present: b4 390 of 580 labels; b0 and b0cw on C1, C2, C7 only</w:t>
             </w:r>
@@ -1154,33 +1187,28 @@
           <w:p>
             <w:r>
               <w:rPr>
-                <w:sz w:val="17"/>
+                <w:sz w:val="18"/>
               </w:rPr>
             </w:r>
             <w:r>
               <w:rPr>
                 <w:rFonts w:ascii="Consolas" w:hAnsi="Consolas"/>
-                <w:sz w:val="17"/>
+                <w:sz w:val="18"/>
               </w:rPr>
               <w:t>bench_b0.jsonl</w:t>
             </w:r>
             <w:r>
               <w:rPr>
-                <w:sz w:val="17"/>
+                <w:sz w:val="18"/>
               </w:rPr>
               <w:t xml:space="preserve">, </w:t>
             </w:r>
             <w:r>
               <w:rPr>
                 <w:rFonts w:ascii="Consolas" w:hAnsi="Consolas"/>
-                <w:sz w:val="17"/>
+                <w:sz w:val="18"/>
               </w:rPr>
               <w:t>bench_b0cw.jsonl</w:t>
-            </w:r>
-            <w:r>
-              <w:rPr>
-                <w:sz w:val="17"/>
-              </w:rPr>
             </w:r>
           </w:p>
         </w:tc>
@@ -1191,7 +1219,12 @@
           <w:p>
             <w:r>
               <w:rPr>
-                <w:sz w:val="17"/>
+                <w:sz w:val="18"/>
+              </w:rPr>
+            </w:r>
+            <w:r>
+              <w:rPr>
+                <w:sz w:val="18"/>
               </w:rPr>
               <w:t>Raw records for the long-context baselines</w:t>
             </w:r>
@@ -1204,33 +1237,28 @@
           <w:p>
             <w:r>
               <w:rPr>
-                <w:sz w:val="17"/>
+                <w:sz w:val="18"/>
               </w:rPr>
             </w:r>
             <w:r>
               <w:rPr>
                 <w:rFonts w:ascii="Consolas" w:hAnsi="Consolas"/>
-                <w:sz w:val="17"/>
+                <w:sz w:val="18"/>
               </w:rPr>
               <w:t>python -m bench.run_bench --system b0 --contracts C1,C2,C7</w:t>
             </w:r>
             <w:r>
               <w:rPr>
-                <w:sz w:val="17"/>
+                <w:sz w:val="18"/>
               </w:rPr>
               <w:t xml:space="preserve"> and </w:t>
             </w:r>
             <w:r>
               <w:rPr>
                 <w:rFonts w:ascii="Consolas" w:hAnsi="Consolas"/>
-                <w:sz w:val="17"/>
+                <w:sz w:val="18"/>
               </w:rPr>
               <w:t>--system b0cw ...</w:t>
-            </w:r>
-            <w:r>
-              <w:rPr>
-                <w:sz w:val="17"/>
-              </w:rPr>
             </w:r>
           </w:p>
         </w:tc>
@@ -1241,7 +1269,12 @@
           <w:p>
             <w:r>
               <w:rPr>
-                <w:sz w:val="17"/>
+                <w:sz w:val="18"/>
+              </w:rPr>
+            </w:r>
+            <w:r>
+              <w:rPr>
+                <w:sz w:val="18"/>
               </w:rPr>
               <w:t>Present</w:t>
             </w:r>
@@ -1256,20 +1289,15 @@
           <w:p>
             <w:r>
               <w:rPr>
-                <w:sz w:val="17"/>
+                <w:sz w:val="18"/>
               </w:rPr>
             </w:r>
             <w:r>
               <w:rPr>
                 <w:rFonts w:ascii="Consolas" w:hAnsi="Consolas"/>
-                <w:sz w:val="17"/>
+                <w:sz w:val="18"/>
               </w:rPr>
               <w:t>bench_b4.jsonl</w:t>
-            </w:r>
-            <w:r>
-              <w:rPr>
-                <w:sz w:val="17"/>
-              </w:rPr>
             </w:r>
           </w:p>
         </w:tc>
@@ -1280,7 +1308,12 @@
           <w:p>
             <w:r>
               <w:rPr>
-                <w:sz w:val="17"/>
+                <w:sz w:val="18"/>
+              </w:rPr>
+            </w:r>
+            <w:r>
+              <w:rPr>
+                <w:sz w:val="18"/>
               </w:rPr>
               <w:t>Raw records, extracted tuples + solver</w:t>
             </w:r>
@@ -1293,33 +1326,28 @@
           <w:p>
             <w:r>
               <w:rPr>
-                <w:sz w:val="17"/>
+                <w:sz w:val="18"/>
               </w:rPr>
             </w:r>
             <w:r>
               <w:rPr>
                 <w:rFonts w:ascii="Consolas" w:hAnsi="Consolas"/>
-                <w:sz w:val="17"/>
+                <w:sz w:val="18"/>
               </w:rPr>
               <w:t>python scripts/extract_all.py</w:t>
             </w:r>
             <w:r>
               <w:rPr>
-                <w:sz w:val="17"/>
+                <w:sz w:val="18"/>
               </w:rPr>
               <w:t xml:space="preserve"> then </w:t>
             </w:r>
             <w:r>
               <w:rPr>
                 <w:rFonts w:ascii="Consolas" w:hAnsi="Consolas"/>
-                <w:sz w:val="17"/>
+                <w:sz w:val="18"/>
               </w:rPr>
               <w:t>python -m bench.run_bench --system b4</w:t>
-            </w:r>
-            <w:r>
-              <w:rPr>
-                <w:sz w:val="17"/>
-              </w:rPr>
             </w:r>
           </w:p>
         </w:tc>
@@ -1330,7 +1358,12 @@
           <w:p>
             <w:r>
               <w:rPr>
-                <w:sz w:val="17"/>
+                <w:sz w:val="18"/>
+              </w:rPr>
+            </w:r>
+            <w:r>
+              <w:rPr>
+                <w:sz w:val="18"/>
               </w:rPr>
               <w:t>Present</w:t>
             </w:r>
@@ -1345,33 +1378,28 @@
           <w:p>
             <w:r>
               <w:rPr>
-                <w:sz w:val="17"/>
+                <w:sz w:val="18"/>
               </w:rPr>
             </w:r>
             <w:r>
               <w:rPr>
                 <w:rFonts w:ascii="Consolas" w:hAnsi="Consolas"/>
-                <w:sz w:val="17"/>
+                <w:sz w:val="18"/>
               </w:rPr>
               <w:t>bench_b4oracle.jsonl</w:t>
             </w:r>
             <w:r>
               <w:rPr>
-                <w:sz w:val="17"/>
+                <w:sz w:val="18"/>
               </w:rPr>
               <w:t xml:space="preserve">, </w:t>
             </w:r>
             <w:r>
               <w:rPr>
                 <w:rFonts w:ascii="Consolas" w:hAnsi="Consolas"/>
-                <w:sz w:val="17"/>
+                <w:sz w:val="18"/>
               </w:rPr>
               <w:t>bench_b4oracle_v2.jsonl</w:t>
-            </w:r>
-            <w:r>
-              <w:rPr>
-                <w:sz w:val="17"/>
-              </w:rPr>
             </w:r>
           </w:p>
         </w:tc>
@@ -1382,7 +1410,12 @@
           <w:p>
             <w:r>
               <w:rPr>
-                <w:sz w:val="17"/>
+                <w:sz w:val="18"/>
+              </w:rPr>
+            </w:r>
+            <w:r>
+              <w:rPr>
+                <w:sz w:val="18"/>
               </w:rPr>
               <w:t>Raw records, gold-annotation tuples + solver (the report reads the first; v2 is a rerun kept for reference)</w:t>
             </w:r>
@@ -1395,33 +1428,28 @@
           <w:p>
             <w:r>
               <w:rPr>
-                <w:sz w:val="17"/>
+                <w:sz w:val="18"/>
               </w:rPr>
             </w:r>
             <w:r>
               <w:rPr>
                 <w:rFonts w:ascii="Consolas" w:hAnsi="Consolas"/>
-                <w:sz w:val="17"/>
+                <w:sz w:val="18"/>
               </w:rPr>
               <w:t>python -m bench.abox_to_tuples</w:t>
             </w:r>
             <w:r>
               <w:rPr>
-                <w:sz w:val="17"/>
+                <w:sz w:val="18"/>
               </w:rPr>
               <w:t xml:space="preserve"> then </w:t>
             </w:r>
             <w:r>
               <w:rPr>
                 <w:rFonts w:ascii="Consolas" w:hAnsi="Consolas"/>
-                <w:sz w:val="17"/>
+                <w:sz w:val="18"/>
               </w:rPr>
               <w:t>python -m bench.run_bench --system b4oracle</w:t>
-            </w:r>
-            <w:r>
-              <w:rPr>
-                <w:sz w:val="17"/>
-              </w:rPr>
             </w:r>
           </w:p>
         </w:tc>
@@ -1432,7 +1460,12 @@
           <w:p>
             <w:r>
               <w:rPr>
-                <w:sz w:val="17"/>
+                <w:sz w:val="18"/>
+              </w:rPr>
+            </w:r>
+            <w:r>
+              <w:rPr>
+                <w:sz w:val="18"/>
               </w:rPr>
               <w:t>Present</w:t>
             </w:r>
@@ -1447,20 +1480,15 @@
           <w:p>
             <w:r>
               <w:rPr>
-                <w:sz w:val="17"/>
+                <w:sz w:val="18"/>
               </w:rPr>
             </w:r>
             <w:r>
               <w:rPr>
                 <w:rFonts w:ascii="Consolas" w:hAnsi="Consolas"/>
-                <w:sz w:val="17"/>
+                <w:sz w:val="18"/>
               </w:rPr>
               <w:t>extraction_quality.md</w:t>
-            </w:r>
-            <w:r>
-              <w:rPr>
-                <w:sz w:val="17"/>
-              </w:rPr>
             </w:r>
           </w:p>
         </w:tc>
@@ -1471,7 +1499,12 @@
           <w:p>
             <w:r>
               <w:rPr>
-                <w:sz w:val="17"/>
+                <w:sz w:val="18"/>
+              </w:rPr>
+            </w:r>
+            <w:r>
+              <w:rPr>
+                <w:sz w:val="18"/>
               </w:rPr>
               <w:t>Precision and recall of extracted values against the benchmark gold annotations</w:t>
             </w:r>
@@ -1484,20 +1517,15 @@
           <w:p>
             <w:r>
               <w:rPr>
-                <w:sz w:val="17"/>
+                <w:sz w:val="18"/>
               </w:rPr>
             </w:r>
             <w:r>
               <w:rPr>
                 <w:rFonts w:ascii="Consolas" w:hAnsi="Consolas"/>
-                <w:sz w:val="17"/>
+                <w:sz w:val="18"/>
               </w:rPr>
               <w:t>python scripts/extraction_quality.py</w:t>
-            </w:r>
-            <w:r>
-              <w:rPr>
-                <w:sz w:val="17"/>
-              </w:rPr>
             </w:r>
           </w:p>
         </w:tc>
@@ -1508,7 +1536,12 @@
           <w:p>
             <w:r>
               <w:rPr>
-                <w:sz w:val="17"/>
+                <w:sz w:val="18"/>
+              </w:rPr>
+            </w:r>
+            <w:r>
+              <w:rPr>
+                <w:sz w:val="18"/>
               </w:rPr>
               <w:t>Present</w:t>
             </w:r>
@@ -1523,20 +1556,15 @@
           <w:p>
             <w:r>
               <w:rPr>
-                <w:sz w:val="17"/>
+                <w:sz w:val="18"/>
               </w:rPr>
             </w:r>
             <w:r>
               <w:rPr>
                 <w:rFonts w:ascii="Consolas" w:hAnsi="Consolas"/>
-                <w:sz w:val="17"/>
+                <w:sz w:val="18"/>
               </w:rPr>
               <w:t>audit_log.jsonl</w:t>
-            </w:r>
-            <w:r>
-              <w:rPr>
-                <w:sz w:val="17"/>
-              </w:rPr>
             </w:r>
           </w:p>
         </w:tc>
@@ -1547,7 +1575,12 @@
           <w:p>
             <w:r>
               <w:rPr>
-                <w:sz w:val="17"/>
+                <w:sz w:val="18"/>
+              </w:rPr>
+            </w:r>
+            <w:r>
+              <w:rPr>
+                <w:sz w:val="18"/>
               </w:rPr>
               <w:t>Hash-chained audit log written by the running system</w:t>
             </w:r>
@@ -1560,7 +1593,12 @@
           <w:p>
             <w:r>
               <w:rPr>
-                <w:sz w:val="17"/>
+                <w:sz w:val="18"/>
+              </w:rPr>
+            </w:r>
+            <w:r>
+              <w:rPr>
+                <w:sz w:val="18"/>
               </w:rPr>
               <w:t>The running system</w:t>
             </w:r>
@@ -1573,7 +1611,12 @@
           <w:p>
             <w:r>
               <w:rPr>
-                <w:sz w:val="17"/>
+                <w:sz w:val="18"/>
+              </w:rPr>
+            </w:r>
+            <w:r>
+              <w:rPr>
+                <w:sz w:val="18"/>
               </w:rPr>
               <w:t>Contains development sessions; generate a clean one for the demo (section 3)</w:t>
             </w:r>
@@ -1588,20 +1631,15 @@
           <w:p>
             <w:r>
               <w:rPr>
-                <w:sz w:val="17"/>
+                <w:sz w:val="18"/>
               </w:rPr>
             </w:r>
             <w:r>
               <w:rPr>
                 <w:rFonts w:ascii="Consolas" w:hAnsi="Consolas"/>
-                <w:sz w:val="17"/>
+                <w:sz w:val="18"/>
               </w:rPr>
-              <w:t>archive/</w:t>
-            </w:r>
-            <w:r>
-              <w:rPr>
-                <w:sz w:val="17"/>
-              </w:rPr>
+              <w:t>claims_desk_run.md</w:t>
             </w:r>
           </w:p>
         </w:tc>
@@ -1612,9 +1650,14 @@
           <w:p>
             <w:r>
               <w:rPr>
-                <w:sz w:val="17"/>
+                <w:sz w:val="18"/>
               </w:rPr>
-              <w:t>Rotated development log</w:t>
+            </w:r>
+            <w:r>
+              <w:rPr>
+                <w:sz w:val="18"/>
+              </w:rPr>
+              <w:t>One complete sandbox operation: four claim documents uploaded, the insurer's form prepared, the claim submitted after confirmation, approved at the desk with a note, and the decision returned to the customer, with the audit sequence numbers</w:t>
             </w:r>
           </w:p>
         </w:tc>
@@ -1625,9 +1668,21 @@
           <w:p>
             <w:r>
               <w:rPr>
-                <w:sz w:val="17"/>
+                <w:sz w:val="18"/>
               </w:rPr>
-              <w:t>Manual copy</w:t>
+            </w:r>
+            <w:r>
+              <w:rPr>
+                <w:rFonts w:ascii="Consolas" w:hAnsi="Consolas"/>
+                <w:sz w:val="18"/>
+              </w:rPr>
+              <w:t>python scripts/claims_desk_evidence.py</w:t>
+            </w:r>
+            <w:r>
+              <w:rPr>
+                <w:sz w:val="18"/>
+              </w:rPr>
+              <w:t xml:space="preserve"> against a running backend</w:t>
             </w:r>
           </w:p>
         </w:tc>
@@ -1638,14 +1693,95 @@
           <w:p>
             <w:r>
               <w:rPr>
-                <w:sz w:val="17"/>
+                <w:sz w:val="18"/>
               </w:rPr>
-              <w:t>Exclude from the public repository</w:t>
+            </w:r>
+            <w:r>
+              <w:rPr>
+                <w:sz w:val="18"/>
+              </w:rPr>
+              <w:t>Present: generated 2026-10-15</w:t>
+            </w:r>
+          </w:p>
+        </w:tc>
+      </w:tr>
+      <w:tr>
+        <w:tc>
+          <w:tcPr>
+            <w:tcW w:type="dxa" w:w="2160"/>
+          </w:tcPr>
+          <w:p>
+            <w:r>
+              <w:rPr>
+                <w:sz w:val="18"/>
+              </w:rPr>
+            </w:r>
+            <w:r>
+              <w:rPr>
+                <w:sz w:val="18"/>
+              </w:rPr>
+              <w:t>Supabase RLS check (console output)</w:t>
+            </w:r>
+          </w:p>
+        </w:tc>
+        <w:tc>
+          <w:tcPr>
+            <w:tcW w:type="dxa" w:w="2160"/>
+          </w:tcPr>
+          <w:p>
+            <w:r>
+              <w:rPr>
+                <w:sz w:val="18"/>
+              </w:rPr>
+            </w:r>
+            <w:r>
+              <w:rPr>
+                <w:sz w:val="18"/>
+              </w:rPr>
+              <w:t>Every Postgres table denies the database REST API to the publishable key</w:t>
+            </w:r>
+          </w:p>
+        </w:tc>
+        <w:tc>
+          <w:tcPr>
+            <w:tcW w:type="dxa" w:w="2160"/>
+          </w:tcPr>
+          <w:p>
+            <w:r>
+              <w:rPr>
+                <w:sz w:val="18"/>
+              </w:rPr>
+            </w:r>
+            <w:r>
+              <w:rPr>
+                <w:rFonts w:ascii="Consolas" w:hAnsi="Consolas"/>
+                <w:sz w:val="18"/>
+              </w:rPr>
+              <w:t>python scripts/check_supabase_rls.py</w:t>
+            </w:r>
+          </w:p>
+        </w:tc>
+        <w:tc>
+          <w:tcPr>
+            <w:tcW w:type="dxa" w:w="2160"/>
+          </w:tcPr>
+          <w:p>
+            <w:r>
+              <w:rPr>
+                <w:sz w:val="18"/>
+              </w:rPr>
+            </w:r>
+            <w:r>
+              <w:rPr>
+                <w:sz w:val="18"/>
+              </w:rPr>
+              <w:t>Run 2026-10-15: six tables, all DENIED</w:t>
             </w:r>
           </w:p>
         </w:tc>
       </w:tr>
     </w:tbl>
+    <w:p/>
     <w:p>
       <w:r>
         <w:t xml:space="preserve">Test suite: </w:t>
@@ -1658,14 +1794,27 @@
         <w:t>python -m pytest -q</w:t>
       </w:r>
       <w:r>
-        <w:t xml:space="preserve"> gave 532 passed, 1 skipped on 2026-10-14 (no API key).</w:t>
+        <w:t xml:space="preserve">; the current count is in </w:t>
+      </w:r>
+      <w:r>
+        <w:rPr>
+          <w:rFonts w:ascii="Consolas" w:hAnsi="Consolas"/>
+          <w:sz w:val="19"/>
+        </w:rPr>
+        <w:t>README.md</w:t>
+      </w:r>
+      <w:r>
+        <w:t>.</w:t>
       </w:r>
     </w:p>
     <w:p>
       <w:pPr>
-        <w:pStyle w:val="Heading2"/>
+        <w:pStyle w:val="Heading1"/>
       </w:pPr>
       <w:r>
+        <w:rPr>
+          <w:color w:val="14213D"/>
+        </w:rPr>
         <w:t>2. Reproduction order</w:t>
       </w:r>
     </w:p>
@@ -1673,7 +1822,7 @@
       <w:r>
         <w:rPr>
           <w:rFonts w:ascii="Consolas" w:hAnsi="Consolas"/>
-          <w:sz w:val="17"/>
+          <w:sz w:val="18"/>
         </w:rPr>
         <w:t>python -m pytest -q</w:t>
         <w:br/>
@@ -1760,14 +1909,16 @@
     </w:p>
     <w:p>
       <w:pPr>
-        <w:pStyle w:val="Heading2"/>
+        <w:pStyle w:val="Heading1"/>
       </w:pPr>
       <w:r>
+        <w:rPr>
+          <w:color w:val="14213D"/>
+        </w:rPr>
         <w:t>3. Generating a clean audit log for the demo</w:t>
       </w:r>
     </w:p>
     <w:p>
-      <w:r/>
       <w:r>
         <w:rPr>
           <w:rFonts w:ascii="Consolas" w:hAnsi="Consolas"/>
@@ -2001,9 +2152,12 @@
     </w:p>
     <w:p>
       <w:pPr>
-        <w:pStyle w:val="Heading2"/>
+        <w:pStyle w:val="Heading1"/>
       </w:pPr>
       <w:r>
+        <w:rPr>
+          <w:color w:val="14213D"/>
+        </w:rPr>
         <w:t>4. What the evidence does not show</w:t>
       </w:r>
     </w:p>

--- a/SUBMISSION/6_Execution_Evidence_Index.docx
+++ b/SUBMISSION/6_Execution_Evidence_Index.docx
@@ -1718,6 +1718,101 @@
             </w:r>
             <w:r>
               <w:rPr>
+                <w:rFonts w:ascii="Consolas" w:hAnsi="Consolas"/>
+                <w:sz w:val="18"/>
+              </w:rPr>
+              <w:t>conversation_eval_baseline.json</w:t>
+            </w:r>
+            <w:r>
+              <w:rPr>
+                <w:sz w:val="18"/>
+              </w:rPr>
+              <w:t xml:space="preserve">, </w:t>
+            </w:r>
+            <w:r>
+              <w:rPr>
+                <w:rFonts w:ascii="Consolas" w:hAnsi="Consolas"/>
+                <w:sz w:val="18"/>
+              </w:rPr>
+              <w:t>conversation_eval_v2.json</w:t>
+            </w:r>
+          </w:p>
+        </w:tc>
+        <w:tc>
+          <w:tcPr>
+            <w:tcW w:type="dxa" w:w="2160"/>
+          </w:tcPr>
+          <w:p>
+            <w:r>
+              <w:rPr>
+                <w:sz w:val="18"/>
+              </w:rPr>
+            </w:r>
+            <w:r>
+              <w:rPr>
+                <w:sz w:val="18"/>
+              </w:rPr>
+              <w:t>47 conversation turns (narrative, slang, corrections, what-ifs, small talk, attacks) before and after the reply-writer rewrite</w:t>
+            </w:r>
+          </w:p>
+        </w:tc>
+        <w:tc>
+          <w:tcPr>
+            <w:tcW w:type="dxa" w:w="2160"/>
+          </w:tcPr>
+          <w:p>
+            <w:r>
+              <w:rPr>
+                <w:sz w:val="18"/>
+              </w:rPr>
+            </w:r>
+            <w:r>
+              <w:rPr>
+                <w:rFonts w:ascii="Consolas" w:hAnsi="Consolas"/>
+                <w:sz w:val="18"/>
+              </w:rPr>
+              <w:t>python scripts/conversation_eval.py --base &lt;backend&gt; --label &lt;name&gt;</w:t>
+            </w:r>
+            <w:r>
+              <w:rPr>
+                <w:sz w:val="18"/>
+              </w:rPr>
+              <w:t xml:space="preserve"> against a running backend with a model key</w:t>
+            </w:r>
+          </w:p>
+        </w:tc>
+        <w:tc>
+          <w:tcPr>
+            <w:tcW w:type="dxa" w:w="2160"/>
+          </w:tcPr>
+          <w:p>
+            <w:r>
+              <w:rPr>
+                <w:sz w:val="18"/>
+              </w:rPr>
+            </w:r>
+            <w:r>
+              <w:rPr>
+                <w:sz w:val="18"/>
+              </w:rPr>
+              <w:t>Present: 40/47 then 42/47, generated 2026-10-19</w:t>
+            </w:r>
+          </w:p>
+        </w:tc>
+      </w:tr>
+      <w:tr>
+        <w:tc>
+          <w:tcPr>
+            <w:tcW w:type="dxa" w:w="2160"/>
+          </w:tcPr>
+          <w:p>
+            <w:r>
+              <w:rPr>
+                <w:sz w:val="18"/>
+              </w:rPr>
+            </w:r>
+            <w:r>
+              <w:rPr>
                 <w:sz w:val="18"/>
               </w:rPr>
               <w:t>Supabase RLS check (console output)</w:t>

--- a/SUBMISSION/6_Execution_Evidence_Index.docx
+++ b/SUBMISSION/6_Execution_Evidence_Index.docx
@@ -839,6 +839,95 @@
                 <w:sz w:val="18"/>
               </w:rPr>
               <w:t>Present: mean 0.98 calls per turn</w:t>
+            </w:r>
+          </w:p>
+        </w:tc>
+      </w:tr>
+      <w:tr>
+        <w:tc>
+          <w:tcPr>
+            <w:tcW w:type="dxa" w:w="2160"/>
+          </w:tcPr>
+          <w:p>
+            <w:r>
+              <w:rPr>
+                <w:sz w:val="18"/>
+              </w:rPr>
+            </w:r>
+            <w:r>
+              <w:rPr>
+                <w:rFonts w:ascii="Consolas" w:hAnsi="Consolas"/>
+                <w:sz w:val="18"/>
+              </w:rPr>
+              <w:t>latency_report.md</w:t>
+            </w:r>
+          </w:p>
+        </w:tc>
+        <w:tc>
+          <w:tcPr>
+            <w:tcW w:type="dxa" w:w="2160"/>
+          </w:tcPr>
+          <w:p>
+            <w:r>
+              <w:rPr>
+                <w:sz w:val="18"/>
+              </w:rPr>
+            </w:r>
+            <w:r>
+              <w:rPr>
+                <w:sz w:val="18"/>
+              </w:rPr>
+              <w:t>Chat turn latency through the sandbox API: rules engine path without a model, and live with the model (5 unique questions, key rotation included)</w:t>
+            </w:r>
+          </w:p>
+        </w:tc>
+        <w:tc>
+          <w:tcPr>
+            <w:tcW w:type="dxa" w:w="2160"/>
+          </w:tcPr>
+          <w:p>
+            <w:r>
+              <w:rPr>
+                <w:sz w:val="18"/>
+              </w:rPr>
+            </w:r>
+            <w:r>
+              <w:rPr>
+                <w:rFonts w:ascii="Consolas" w:hAnsi="Consolas"/>
+                <w:sz w:val="18"/>
+              </w:rPr>
+              <w:t>python -m bench.latency_eval offline</w:t>
+            </w:r>
+            <w:r>
+              <w:rPr>
+                <w:sz w:val="18"/>
+              </w:rPr>
+              <w:t xml:space="preserve"> and </w:t>
+            </w:r>
+            <w:r>
+              <w:rPr>
+                <w:rFonts w:ascii="Consolas" w:hAnsi="Consolas"/>
+                <w:sz w:val="18"/>
+              </w:rPr>
+              <w:t>python -m bench.latency_eval live</w:t>
+            </w:r>
+          </w:p>
+        </w:tc>
+        <w:tc>
+          <w:tcPr>
+            <w:tcW w:type="dxa" w:w="2160"/>
+          </w:tcPr>
+          <w:p>
+            <w:r>
+              <w:rPr>
+                <w:sz w:val="18"/>
+              </w:rPr>
+            </w:r>
+            <w:r>
+              <w:rPr>
+                <w:sz w:val="18"/>
+              </w:rPr>
+              <w:t>Present: offline median 0.18 s over 20 turns, live median 8.59 s over 5 turns (max 40.51 s)</w:t>
             </w:r>
           </w:p>
         </w:tc>
